--- a/manuscript/CyFj11.v1.docx
+++ b/manuscript/CyFj11.v1.docx
@@ -20,7 +20,7 @@
         <w:rPr>
           <w:noProof/>
         </w:rPr>
-        <w:pict w14:anchorId="104F48C3">
+        <w:pict w14:anchorId="479AC3F8">
           <v:rect id="_x0000_i1042" alt="" style="width:451.3pt;height:.05pt;mso-width-percent:0;mso-height-percent:0;mso-width-percent:0;mso-height-percent:0" o:hralign="center" o:hrstd="t" o:hr="t"/>
         </w:pict>
       </w:r>
@@ -511,7 +511,7 @@
         <w:rPr>
           <w:noProof/>
         </w:rPr>
-        <w:pict w14:anchorId="0ACFB5B8">
+        <w:pict w14:anchorId="5076FF45">
           <v:rect id="_x0000_i1041" alt="" style="width:451.3pt;height:.05pt;mso-width-percent:0;mso-height-percent:0;mso-width-percent:0;mso-height-percent:0" o:hralign="center" o:hrstd="t" o:hr="t"/>
         </w:pict>
       </w:r>
@@ -596,7 +596,7 @@
         <w:rPr>
           <w:noProof/>
         </w:rPr>
-        <w:pict w14:anchorId="27E74770">
+        <w:pict w14:anchorId="0F3E38B2">
           <v:rect id="_x0000_i1040" alt="" style="width:451.3pt;height:.05pt;mso-width-percent:0;mso-height-percent:0;mso-width-percent:0;mso-height-percent:0" o:hralign="center" o:hrstd="t" o:hr="t"/>
         </w:pict>
       </w:r>
@@ -877,6 +877,7 @@
       </w:pPr>
       <w:r>
         <w:rPr>
+          <w:noProof/>
           <w:lang w:val="en-US"/>
         </w:rPr>
         <w:drawing>
@@ -2501,7 +2502,7 @@
           <w:szCs w:val="24"/>
           <w:lang w:val="en-FR" w:eastAsia="en-GB"/>
         </w:rPr>
-        <w:pict w14:anchorId="631BA505">
+        <w:pict w14:anchorId="665DA1D4">
           <v:rect id="_x0000_i1039" alt="" style="width:451.3pt;height:.05pt;mso-width-percent:0;mso-height-percent:0;mso-width-percent:0;mso-height-percent:0" o:hralign="center" o:hrstd="t" o:hr="t" fillcolor="#a0a0a0" stroked="f"/>
         </w:pict>
       </w:r>
@@ -5841,7 +5842,7 @@
         <w:rPr>
           <w:noProof/>
         </w:rPr>
-        <w:pict w14:anchorId="02795C98">
+        <w:pict w14:anchorId="1FDF4CC8">
           <v:rect id="_x0000_i1038" alt="" style="width:451.3pt;height:.05pt;mso-width-percent:0;mso-height-percent:0;mso-width-percent:0;mso-height-percent:0" o:hralign="center" o:hrstd="t" o:hr="t"/>
         </w:pict>
       </w:r>
@@ -6020,7 +6021,7 @@
         <w:rPr>
           <w:noProof/>
         </w:rPr>
-        <w:pict w14:anchorId="0A82F98B">
+        <w:pict w14:anchorId="1F8E856A">
           <v:rect id="_x0000_i1037" alt="" style="width:451.3pt;height:.05pt;mso-width-percent:0;mso-height-percent:0;mso-width-percent:0;mso-height-percent:0" o:hralign="center" o:hrstd="t" o:hr="t" fillcolor="#a0a0a0" stroked="f"/>
         </w:pict>
       </w:r>
@@ -6070,7 +6071,7 @@
         <w:rPr>
           <w:noProof/>
         </w:rPr>
-        <w:pict w14:anchorId="28E6DA1A">
+        <w:pict w14:anchorId="0205621C">
           <v:rect id="_x0000_i1036" alt="" style="width:451.3pt;height:.05pt;mso-width-percent:0;mso-height-percent:0;mso-width-percent:0;mso-height-percent:0" o:hralign="center" o:hrstd="t" o:hr="t"/>
         </w:pict>
       </w:r>
@@ -6469,11 +6470,33 @@
       </w:pPr>
       <w:r>
         <w:rPr>
-          <w:rFonts w:ascii="Segoe UI" w:hAnsi="Segoe UI" w:cs="Segoe UI"/>
-          <w:color w:val="212121"/>
+          <w:rFonts w:ascii="Arial" w:hAnsi="Arial" w:cs="Arial"/>
+          <w:color w:val="273437"/>
+          <w:sz w:val="27"/>
+          <w:szCs w:val="27"/>
           <w:shd w:val="clear" w:color="auto" w:fill="FFFFFF"/>
         </w:rPr>
-        <w:t>Patin E, Hasan M, Bergstedt J, Rouilly V, Libri V, Urrutia A, Alanio C, Scepanovic P, Hammer C, Jönsson F, Beitz B, Quach H, Lim YW, Hunkapiller J, Zepeda M, Green C, Piasecka B, Leloup C, Rogge L, Huetz F, Peguillet I, Lantz O, Fontes M, Di Santo JP, Thomas S, Fellay J, Duffy D, Quintana-Murci L, Albert ML; Milieu Intérieur Consortium. Natural variation in the parameters of innate immune cells is preferentially driven by genetic factors. Nat Immunol. 2018 Mar;19(3):302-314. doi: 10.1038/s41590-018-0049-7. Epub 2018 Feb 23. Erratum in: Nat Immunol. 2018 Jun;19(6):645. doi: 10.1038/s41590-018-0105-3. PMID: 29476184.</w:t>
+        <w:t>FlowJo™ Software Version </w:t>
+      </w:r>
+      <w:r>
+        <w:rPr>
+          <w:rFonts w:ascii="Arial" w:hAnsi="Arial" w:cs="Arial"/>
+          <w:color w:val="273437"/>
+          <w:sz w:val="27"/>
+          <w:szCs w:val="27"/>
+          <w:shd w:val="clear" w:color="auto" w:fill="FFFFFF"/>
+        </w:rPr>
+        <w:t>10 &amp; 11</w:t>
+      </w:r>
+      <w:r>
+        <w:rPr>
+          <w:rFonts w:ascii="Arial" w:hAnsi="Arial" w:cs="Arial"/>
+          <w:color w:val="273437"/>
+          <w:sz w:val="27"/>
+          <w:szCs w:val="27"/>
+          <w:shd w:val="clear" w:color="auto" w:fill="FFFFFF"/>
+        </w:rPr>
+        <w:t>. Becton, Dickinson and Company; 2023.</w:t>
       </w:r>
     </w:p>
     <w:p>
@@ -6489,51 +6512,8 @@
       </w:pPr>
       <w:r>
         <w:rPr>
-          <w:rFonts w:ascii="Arial" w:hAnsi="Arial" w:cs="Arial"/>
-          <w:color w:val="273437"/>
-          <w:sz w:val="27"/>
-          <w:szCs w:val="27"/>
-          <w:shd w:val="clear" w:color="auto" w:fill="FFFFFF"/>
-        </w:rPr>
-        <w:t>FlowJo™ Software Version </w:t>
-      </w:r>
-      <w:r>
-        <w:rPr>
-          <w:rFonts w:ascii="Arial" w:hAnsi="Arial" w:cs="Arial"/>
-          <w:color w:val="273437"/>
-          <w:sz w:val="27"/>
-          <w:szCs w:val="27"/>
-          <w:shd w:val="clear" w:color="auto" w:fill="FFFFFF"/>
-        </w:rPr>
-        <w:t>10 &amp; 11</w:t>
-      </w:r>
-      <w:r>
-        <w:rPr>
-          <w:rFonts w:ascii="Arial" w:hAnsi="Arial" w:cs="Arial"/>
-          <w:color w:val="273437"/>
-          <w:sz w:val="27"/>
-          <w:szCs w:val="27"/>
-          <w:shd w:val="clear" w:color="auto" w:fill="FFFFFF"/>
-        </w:rPr>
-        <w:t>. Becton, Dickinson and Company; 2023.</w:t>
-      </w:r>
-    </w:p>
-    <w:p>
-      <w:pPr>
-        <w:pStyle w:val="NormalWeb"/>
-        <w:numPr>
-          <w:ilvl w:val="0"/>
-          <w:numId w:val="6"/>
-        </w:numPr>
-        <w:rPr>
           <w:color w:val="EE0000"/>
         </w:rPr>
-      </w:pPr>
-      <w:r>
-        <w:rPr>
-          <w:color w:val="EE0000"/>
-        </w:rPr>
-        <w:lastRenderedPageBreak/>
         <w:t>Ellis B, Haaland P, Hahne F, Le Meur N, Gopalakrishnan N, Spidlen J, Jiang M, Finak G (2026). _flowCore: flowCore: Basic structures for flow cytometry data. doi:10.18129/B9.bioc.flowCore &lt;https://doi.org/10.18129/B9.bioc.flowCore&gt;, R package version 2.22.1, &lt;https://bioconductor.org/packages/flowCore&gt;.</w:t>
       </w:r>
     </w:p>
@@ -6677,6 +6657,7 @@
           <w:color w:val="1B1B1B"/>
           <w:shd w:val="clear" w:color="auto" w:fill="FFFFFF"/>
         </w:rPr>
+        <w:lastRenderedPageBreak/>
         <w:t>Finak G, Jiang W, Gottardo R. CytoML for cross-platform cytometry data sharing. Cytometry A. 2018 Dec;93(12):1189-1196. doi: 10.1002/cyto.a.23663. PMID: 30551257; PMCID: PMC6443375.</w:t>
       </w:r>
     </w:p>
@@ -6704,7 +6685,7 @@
         <w:rPr>
           <w:noProof/>
         </w:rPr>
-        <w:pict w14:anchorId="59F848E2">
+        <w:pict w14:anchorId="4AE72145">
           <v:rect id="_x0000_i1035" alt="" style="width:451.3pt;height:.05pt;mso-width-percent:0;mso-height-percent:0;mso-width-percent:0;mso-height-percent:0" o:hralign="center" o:hrstd="t" o:hr="t"/>
         </w:pict>
       </w:r>
@@ -6804,7 +6785,7 @@
         <w:rPr>
           <w:noProof/>
         </w:rPr>
-        <w:pict w14:anchorId="7587933A">
+        <w:pict w14:anchorId="20D3C124">
           <v:rect id="_x0000_i1034" alt="" style="width:451.3pt;height:.05pt;mso-width-percent:0;mso-height-percent:0;mso-width-percent:0;mso-height-percent:0" o:hralign="center" o:hrstd="t" o:hr="t" fillcolor="#a0a0a0" stroked="f"/>
         </w:pict>
       </w:r>
@@ -8533,7 +8514,7 @@
         <w:rPr>
           <w:noProof/>
         </w:rPr>
-        <w:pict w14:anchorId="2A17648C">
+        <w:pict w14:anchorId="04560397">
           <v:rect id="_x0000_i1033" alt="" style="width:451.3pt;height:.05pt;mso-width-percent:0;mso-height-percent:0;mso-width-percent:0;mso-height-percent:0" o:hralign="center" o:hrstd="t" o:hr="t"/>
         </w:pict>
       </w:r>
@@ -9601,7 +9582,7 @@
         <w:rPr>
           <w:noProof/>
         </w:rPr>
-        <w:pict w14:anchorId="7C66FCD4">
+        <w:pict w14:anchorId="7D3CEFC5">
           <v:rect id="_x0000_i1032" alt="" style="width:451.3pt;height:.05pt;mso-width-percent:0;mso-height-percent:0;mso-width-percent:0;mso-height-percent:0" o:hralign="center" o:hrstd="t" o:hr="t"/>
         </w:pict>
       </w:r>
@@ -9672,7 +9653,7 @@
         <w:rPr>
           <w:noProof/>
         </w:rPr>
-        <w:pict w14:anchorId="3F7DC46F">
+        <w:pict w14:anchorId="09AB7095">
           <v:rect id="_x0000_i1031" alt="" style="width:451.3pt;height:.05pt;mso-width-percent:0;mso-height-percent:0;mso-width-percent:0;mso-height-percent:0" o:hralign="center" o:hrstd="t" o:hr="t"/>
         </w:pict>
       </w:r>
@@ -9924,7 +9905,7 @@
         <w:rPr>
           <w:noProof/>
         </w:rPr>
-        <w:pict w14:anchorId="67144678">
+        <w:pict w14:anchorId="1385BA7D">
           <v:rect id="_x0000_i1030" alt="" style="width:451.3pt;height:.05pt;mso-width-percent:0;mso-height-percent:0;mso-width-percent:0;mso-height-percent:0" o:hralign="center" o:hrstd="t" o:hr="t"/>
         </w:pict>
       </w:r>
@@ -10517,7 +10498,7 @@
         <w:rPr>
           <w:noProof/>
         </w:rPr>
-        <w:pict w14:anchorId="405AEA2A">
+        <w:pict w14:anchorId="1E83653A">
           <v:rect id="_x0000_i1029" alt="" style="width:451.3pt;height:.05pt;mso-width-percent:0;mso-height-percent:0;mso-width-percent:0;mso-height-percent:0" o:hralign="center" o:hrstd="t" o:hr="t"/>
         </w:pict>
       </w:r>
@@ -10959,7 +10940,7 @@
         <w:rPr>
           <w:noProof/>
         </w:rPr>
-        <w:pict w14:anchorId="493CB254">
+        <w:pict w14:anchorId="5B59FDF0">
           <v:rect id="_x0000_i1028" alt="" style="width:451.3pt;height:.05pt;mso-width-percent:0;mso-height-percent:0;mso-width-percent:0;mso-height-percent:0" o:hralign="center" o:hrstd="t" o:hr="t"/>
         </w:pict>
       </w:r>
@@ -11347,7 +11328,7 @@
           <w:noProof/>
         </w:rPr>
         <w:lastRenderedPageBreak/>
-        <w:pict w14:anchorId="23693D82">
+        <w:pict w14:anchorId="20B78F21">
           <v:rect id="_x0000_i1027" alt="" style="width:451.3pt;height:.05pt;mso-width-percent:0;mso-height-percent:0;mso-width-percent:0;mso-height-percent:0" o:hralign="center" o:hrstd="t" o:hr="t"/>
         </w:pict>
       </w:r>
@@ -11889,7 +11870,7 @@
         <w:rPr>
           <w:noProof/>
         </w:rPr>
-        <w:pict w14:anchorId="027CD118">
+        <w:pict w14:anchorId="6153EAF5">
           <v:rect id="_x0000_i1026" alt="" style="width:451.3pt;height:.05pt;mso-width-percent:0;mso-height-percent:0;mso-width-percent:0;mso-height-percent:0" o:hralign="center" o:hrstd="t" o:hr="t"/>
         </w:pict>
       </w:r>
@@ -12743,7 +12724,7 @@
         <w:rPr>
           <w:noProof/>
         </w:rPr>
-        <w:pict w14:anchorId="31E31772">
+        <w:pict w14:anchorId="60600DAD">
           <v:rect id="_x0000_i1025" alt="" style="width:451.3pt;height:.05pt;mso-width-percent:0;mso-height-percent:0;mso-width-percent:0;mso-height-percent:0" o:hralign="center" o:hrstd="t" o:hr="t"/>
         </w:pict>
       </w:r>
@@ -13805,6 +13786,7 @@
               <w:listItem w:displayText="Charte d'interface" w:value="Charte d'interface"/>
             </w:comboBox>
           </w:sdtPr>
+          <w:sdtEndPr/>
           <w:sdtContent>
             <w:p>
               <w:pPr>
@@ -13852,6 +13834,7 @@
             <w:tag w:val="Titre du document"/>
             <w:id w:val="1333951588"/>
           </w:sdtPr>
+          <w:sdtEndPr/>
           <w:sdtContent>
             <w:p>
               <w:pPr>
@@ -13866,6 +13849,7 @@
                   <w:tag w:val="Titre du document"/>
                   <w:id w:val="1176691391"/>
                 </w:sdtPr>
+                <w:sdtEndPr/>
                 <w:sdtContent>
                   <w:r>
                     <w:t>scBiomarker</w:t>
@@ -13898,6 +13882,11 @@
               <w:docPartGallery w:val="Quick Parts"/>
             </w:docPartList>
           </w:sdtPr>
+          <w:sdtEndPr>
+            <w:rPr>
+              <w:rStyle w:val="PlaceholderText"/>
+            </w:rPr>
+          </w:sdtEndPr>
           <w:sdtContent>
             <w:p>
               <w:pPr>
@@ -13915,6 +13904,7 @@
                   <w:tag w:val="Titre du document"/>
                   <w:id w:val="-1129321394"/>
                 </w:sdtPr>
+                <w:sdtEndPr/>
                 <w:sdtContent>
                   <w:r>
                     <w:rPr>
@@ -13933,6 +13923,7 @@
                       <w:tag w:val="Titre du document"/>
                       <w:id w:val="-1145736350"/>
                     </w:sdtPr>
+                    <w:sdtEndPr/>
                     <w:sdtContent>
                       <w:r>
                         <w:rPr>
@@ -13986,6 +13977,7 @@
             <w:listItem w:displayText="Z" w:value="Z"/>
           </w:comboBox>
         </w:sdtPr>
+        <w:sdtEndPr/>
         <w:sdtContent>
           <w:tc>
             <w:tcPr>
